--- a/documenti/KFT-Template di Website Design Document.docx
+++ b/documenti/KFT-Template di Website Design Document.docx
@@ -1265,7 +1265,7 @@
                 <w:noProof/>
                 <w:webHidden/>
               </w:rPr>
-              <w:t>6</w:t>
+              <w:t>7</w:t>
             </w:r>
             <w:r>
               <w:rPr>
@@ -1336,7 +1336,7 @@
                 <w:noProof/>
                 <w:webHidden/>
               </w:rPr>
-              <w:t>6</w:t>
+              <w:t>7</w:t>
             </w:r>
             <w:r>
               <w:rPr>
@@ -1478,7 +1478,7 @@
                 <w:noProof/>
                 <w:webHidden/>
               </w:rPr>
-              <w:t>7</w:t>
+              <w:t>8</w:t>
             </w:r>
             <w:r>
               <w:rPr>
@@ -1620,7 +1620,7 @@
                 <w:noProof/>
                 <w:webHidden/>
               </w:rPr>
-              <w:t>8</w:t>
+              <w:t>9</w:t>
             </w:r>
             <w:r>
               <w:rPr>
@@ -2765,24 +2765,150 @@
         <w:t>4. Layout</w:t>
       </w:r>
       <w:bookmarkStart w:id="11" w:name="_Toc134469275"/>
-      <w:r>
-        <w:t>(sostituire immagine)</w:t>
-      </w:r>
       <w:bookmarkEnd w:id="10"/>
     </w:p>
     <w:bookmarkEnd w:id="11"/>
     <w:p>
-      <w:pPr>
-        <w:jc w:val="center"/>
-      </w:pPr>
       <w:r>
         <w:rPr>
           <w:noProof/>
         </w:rPr>
         <w:drawing>
-          <wp:inline distT="0" distB="0" distL="0" distR="0" wp14:anchorId="3BD0CC76" wp14:editId="633D66B9">
-            <wp:extent cx="4493260" cy="2127885"/>
-            <wp:effectExtent l="0" t="0" r="2540" b="5715"/>
+          <wp:anchor distT="0" distB="0" distL="114300" distR="114300" simplePos="0" relativeHeight="251666432" behindDoc="0" locked="0" layoutInCell="1" allowOverlap="1" wp14:anchorId="41B791DA" wp14:editId="71288EC0">
+            <wp:simplePos x="0" y="0"/>
+            <wp:positionH relativeFrom="margin">
+              <wp:posOffset>812800</wp:posOffset>
+            </wp:positionH>
+            <wp:positionV relativeFrom="paragraph">
+              <wp:posOffset>5799455</wp:posOffset>
+            </wp:positionV>
+            <wp:extent cx="3340100" cy="2487295"/>
+            <wp:effectExtent l="0" t="0" r="0" b="8255"/>
+            <wp:wrapSquare wrapText="bothSides"/>
+            <wp:docPr id="1001078191" name="Immagine 3"/>
+            <wp:cNvGraphicFramePr>
+              <a:graphicFrameLocks xmlns:a="http://schemas.openxmlformats.org/drawingml/2006/main" noChangeAspect="1"/>
+            </wp:cNvGraphicFramePr>
+            <a:graphic xmlns:a="http://schemas.openxmlformats.org/drawingml/2006/main">
+              <a:graphicData uri="http://schemas.openxmlformats.org/drawingml/2006/picture">
+                <pic:pic xmlns:pic="http://schemas.openxmlformats.org/drawingml/2006/picture">
+                  <pic:nvPicPr>
+                    <pic:cNvPr id="1001078191" name="Immagine 3"/>
+                    <pic:cNvPicPr>
+                      <a:picLocks noChangeAspect="1" noChangeArrowheads="1"/>
+                    </pic:cNvPicPr>
+                  </pic:nvPicPr>
+                  <pic:blipFill>
+                    <a:blip r:embed="rId13">
+                      <a:extLst>
+                        <a:ext uri="{96DAC541-7B7A-43D3-8B79-37D633B846F1}">
+                          <asvg:svgBlip xmlns:asvg="http://schemas.microsoft.com/office/drawing/2016/SVG/main" r:embed="rId14"/>
+                        </a:ext>
+                      </a:extLst>
+                    </a:blip>
+                    <a:stretch>
+                      <a:fillRect/>
+                    </a:stretch>
+                  </pic:blipFill>
+                  <pic:spPr bwMode="auto">
+                    <a:xfrm>
+                      <a:off x="0" y="0"/>
+                      <a:ext cx="3340100" cy="2487295"/>
+                    </a:xfrm>
+                    <a:prstGeom prst="rect">
+                      <a:avLst/>
+                    </a:prstGeom>
+                  </pic:spPr>
+                </pic:pic>
+              </a:graphicData>
+            </a:graphic>
+            <wp14:sizeRelH relativeFrom="margin">
+              <wp14:pctWidth>0</wp14:pctWidth>
+            </wp14:sizeRelH>
+            <wp14:sizeRelV relativeFrom="margin">
+              <wp14:pctHeight>0</wp14:pctHeight>
+            </wp14:sizeRelV>
+          </wp:anchor>
+        </w:drawing>
+      </w:r>
+      <w:r>
+        <w:rPr>
+          <w:noProof/>
+        </w:rPr>
+        <w:drawing>
+          <wp:anchor distT="0" distB="0" distL="114300" distR="114300" simplePos="0" relativeHeight="251664384" behindDoc="0" locked="0" layoutInCell="1" allowOverlap="1" wp14:anchorId="79BE79B7" wp14:editId="2A106D26">
+            <wp:simplePos x="0" y="0"/>
+            <wp:positionH relativeFrom="margin">
+              <wp:posOffset>191135</wp:posOffset>
+            </wp:positionH>
+            <wp:positionV relativeFrom="paragraph">
+              <wp:posOffset>2995295</wp:posOffset>
+            </wp:positionV>
+            <wp:extent cx="3942715" cy="2487295"/>
+            <wp:effectExtent l="0" t="0" r="635" b="8255"/>
+            <wp:wrapSquare wrapText="bothSides"/>
+            <wp:docPr id="1738062587" name="Immagine 3"/>
+            <wp:cNvGraphicFramePr>
+              <a:graphicFrameLocks xmlns:a="http://schemas.openxmlformats.org/drawingml/2006/main" noChangeAspect="1"/>
+            </wp:cNvGraphicFramePr>
+            <a:graphic xmlns:a="http://schemas.openxmlformats.org/drawingml/2006/main">
+              <a:graphicData uri="http://schemas.openxmlformats.org/drawingml/2006/picture">
+                <pic:pic xmlns:pic="http://schemas.openxmlformats.org/drawingml/2006/picture">
+                  <pic:nvPicPr>
+                    <pic:cNvPr id="1738062587" name="Immagine 3"/>
+                    <pic:cNvPicPr>
+                      <a:picLocks noChangeAspect="1" noChangeArrowheads="1"/>
+                    </pic:cNvPicPr>
+                  </pic:nvPicPr>
+                  <pic:blipFill>
+                    <a:blip r:embed="rId15">
+                      <a:extLst>
+                        <a:ext uri="{96DAC541-7B7A-43D3-8B79-37D633B846F1}">
+                          <asvg:svgBlip xmlns:asvg="http://schemas.microsoft.com/office/drawing/2016/SVG/main" r:embed="rId16"/>
+                        </a:ext>
+                      </a:extLst>
+                    </a:blip>
+                    <a:stretch>
+                      <a:fillRect/>
+                    </a:stretch>
+                  </pic:blipFill>
+                  <pic:spPr bwMode="auto">
+                    <a:xfrm>
+                      <a:off x="0" y="0"/>
+                      <a:ext cx="3942715" cy="2487295"/>
+                    </a:xfrm>
+                    <a:prstGeom prst="rect">
+                      <a:avLst/>
+                    </a:prstGeom>
+                  </pic:spPr>
+                </pic:pic>
+              </a:graphicData>
+            </a:graphic>
+            <wp14:sizeRelH relativeFrom="margin">
+              <wp14:pctWidth>0</wp14:pctWidth>
+            </wp14:sizeRelH>
+            <wp14:sizeRelV relativeFrom="margin">
+              <wp14:pctHeight>0</wp14:pctHeight>
+            </wp14:sizeRelV>
+          </wp:anchor>
+        </w:drawing>
+      </w:r>
+      <w:r>
+        <w:rPr>
+          <w:noProof/>
+        </w:rPr>
+        <w:drawing>
+          <wp:anchor distT="0" distB="0" distL="114300" distR="114300" simplePos="0" relativeHeight="251662336" behindDoc="0" locked="0" layoutInCell="1" allowOverlap="1" wp14:anchorId="3BD0CC76" wp14:editId="29C343A8">
+            <wp:simplePos x="0" y="0"/>
+            <wp:positionH relativeFrom="margin">
+              <wp:align>center</wp:align>
+            </wp:positionH>
+            <wp:positionV relativeFrom="paragraph">
+              <wp:posOffset>313055</wp:posOffset>
+            </wp:positionV>
+            <wp:extent cx="4501371" cy="2487600"/>
+            <wp:effectExtent l="0" t="0" r="0" b="8255"/>
+            <wp:wrapSquare wrapText="bothSides"/>
             <wp:docPr id="239677630" name="Immagine 3"/>
             <wp:cNvGraphicFramePr>
               <a:graphicFrameLocks xmlns:a="http://schemas.openxmlformats.org/drawingml/2006/main" noChangeAspect="1"/>
@@ -2791,20 +2917,19 @@
               <a:graphicData uri="http://schemas.openxmlformats.org/drawingml/2006/picture">
                 <pic:pic xmlns:pic="http://schemas.openxmlformats.org/drawingml/2006/picture">
                   <pic:nvPicPr>
-                    <pic:cNvPr id="0" name="Picture 2"/>
+                    <pic:cNvPr id="239677630" name="Immagine 3"/>
                     <pic:cNvPicPr>
                       <a:picLocks noChangeAspect="1" noChangeArrowheads="1"/>
                     </pic:cNvPicPr>
                   </pic:nvPicPr>
                   <pic:blipFill>
-                    <a:blip r:embed="rId13">
+                    <a:blip r:embed="rId17">
                       <a:extLst>
-                        <a:ext uri="{28A0092B-C50C-407E-A947-70E740481C1C}">
-                          <a14:useLocalDpi xmlns:a14="http://schemas.microsoft.com/office/drawing/2010/main" val="0"/>
+                        <a:ext uri="{96DAC541-7B7A-43D3-8B79-37D633B846F1}">
+                          <asvg:svgBlip xmlns:asvg="http://schemas.microsoft.com/office/drawing/2016/SVG/main" r:embed="rId18"/>
                         </a:ext>
                       </a:extLst>
                     </a:blip>
-                    <a:srcRect/>
                     <a:stretch>
                       <a:fillRect/>
                     </a:stretch>
@@ -2812,22 +2937,24 @@
                   <pic:spPr bwMode="auto">
                     <a:xfrm>
                       <a:off x="0" y="0"/>
-                      <a:ext cx="4493260" cy="2127885"/>
+                      <a:ext cx="4501371" cy="2487600"/>
                     </a:xfrm>
                     <a:prstGeom prst="rect">
                       <a:avLst/>
                     </a:prstGeom>
-                    <a:noFill/>
                   </pic:spPr>
                 </pic:pic>
               </a:graphicData>
             </a:graphic>
-          </wp:inline>
+            <wp14:sizeRelH relativeFrom="margin">
+              <wp14:pctWidth>0</wp14:pctWidth>
+            </wp14:sizeRelH>
+            <wp14:sizeRelV relativeFrom="margin">
+              <wp14:pctHeight>0</wp14:pctHeight>
+            </wp14:sizeRelV>
+          </wp:anchor>
         </w:drawing>
       </w:r>
-      <w:r>
-        <w:br w:type="textWrapping" w:clear="all"/>
-      </w:r>
     </w:p>
     <w:p>
       <w:pPr>
@@ -2835,6 +2962,7 @@
       </w:pPr>
       <w:bookmarkStart w:id="12" w:name="_Toc236479381"/>
       <w:r>
+        <w:lastRenderedPageBreak/>
         <w:t>5. Tema</w:t>
       </w:r>
       <w:r>
@@ -2864,7 +2992,7 @@
                     <pic:cNvPicPr preferRelativeResize="0"/>
                   </pic:nvPicPr>
                   <pic:blipFill>
-                    <a:blip r:embed="rId14"/>
+                    <a:blip r:embed="rId19"/>
                     <a:srcRect/>
                     <a:stretch>
                       <a:fillRect/>
@@ -2923,7 +3051,7 @@
                     <pic:cNvPicPr preferRelativeResize="0"/>
                   </pic:nvPicPr>
                   <pic:blipFill>
-                    <a:blip r:embed="rId15"/>
+                    <a:blip r:embed="rId20"/>
                     <a:srcRect/>
                     <a:stretch>
                       <a:fillRect/>
@@ -2987,7 +3115,7 @@
                     <pic:cNvPicPr preferRelativeResize="0"/>
                   </pic:nvPicPr>
                   <pic:blipFill>
-                    <a:blip r:embed="rId16"/>
+                    <a:blip r:embed="rId21"/>
                     <a:srcRect/>
                     <a:stretch>
                       <a:fillRect/>
@@ -3016,6 +3144,7 @@
       </w:pPr>
       <w:bookmarkStart w:id="16" w:name="_Toc236479384"/>
       <w:r>
+        <w:lastRenderedPageBreak/>
         <w:t>8. Diagramma navigazionale con le Servlet</w:t>
       </w:r>
       <w:r>
@@ -3051,7 +3180,7 @@
                     <pic:cNvPicPr/>
                   </pic:nvPicPr>
                   <pic:blipFill>
-                    <a:blip r:embed="rId17">
+                    <a:blip r:embed="rId22">
                       <a:extLst>
                         <a:ext uri="{28A0092B-C50C-407E-A947-70E740481C1C}">
                           <a14:useLocalDpi xmlns:a14="http://schemas.microsoft.com/office/drawing/2010/main" val="0"/>
@@ -3090,7 +3219,6 @@
       </w:pPr>
       <w:bookmarkStart w:id="17" w:name="_Toc236479385"/>
       <w:r>
-        <w:lastRenderedPageBreak/>
         <w:t>9. Schema ER della base di dati</w:t>
       </w:r>
       <w:bookmarkEnd w:id="17"/>
@@ -3114,6 +3242,7 @@
       </w:pPr>
       <w:r>
         <w:rPr>
+          <w:noProof/>
           <w:color w:val="000000"/>
           <w:sz w:val="22"/>
           <w:szCs w:val="22"/>
@@ -3140,10 +3269,10 @@
                     <pic:cNvPicPr preferRelativeResize="0"/>
                   </pic:nvPicPr>
                   <pic:blipFill>
-                    <a:blip r:embed="rId18">
+                    <a:blip r:embed="rId23">
                       <a:extLst>
                         <a:ext uri="{96DAC541-7B7A-43D3-8B79-37D633B846F1}">
-                          <asvg:svgBlip xmlns:asvg="http://schemas.microsoft.com/office/drawing/2016/SVG/main" r:embed="rId19"/>
+                          <asvg:svgBlip xmlns:asvg="http://schemas.microsoft.com/office/drawing/2016/SVG/main" r:embed="rId24"/>
                         </a:ext>
                       </a:extLst>
                     </a:blip>
@@ -3176,6 +3305,7 @@
       </w:pPr>
       <w:bookmarkStart w:id="18" w:name="_Toc236479386"/>
       <w:r>
+        <w:lastRenderedPageBreak/>
         <w:t>10. Repository GitHub</w:t>
       </w:r>
       <w:bookmarkEnd w:id="18"/>
@@ -3186,7 +3316,7 @@
           <w:rFonts w:eastAsia="Times New Roman" w:cs="Times New Roman"/>
         </w:rPr>
       </w:pPr>
-      <w:hyperlink r:id="rId20" w:history="1">
+      <w:hyperlink r:id="rId25" w:history="1">
         <w:r>
           <w:rPr>
             <w:rStyle w:val="Collegamentoipertestuale"/>
